--- a/docs/AI_Usage_Log.docx
+++ b/docs/AI_Usage_Log.docx
@@ -54,6 +54,15 @@
           <w:b w:val="0"/>
         </w:rPr>
         <w:t>This appendix records how I collaborated with GenAI while extending the Project 1 console system into the Project 2 desktop application. It covers the requirements review, the design decisions, the database and DAO layer, the Swing GUI, the JUnit 4 tests, debugging, the report figures and the documentation. The rows are representative rather than exhaustive; every output listed below was reviewed, corrected or rejected before it reached the submitted system or this report. The critical reflection sections (2.6 and 3.7) were written entirely by me without GenAI text.</w:t>
+      </w:r>
+    </w:p>
+    <w:p>
+      <w:r>
+        <w:rPr>
+          <w:rFonts w:ascii="Times New Roman" w:hAnsi="Times New Roman"/>
+          <w:b w:val="0"/>
+        </w:rPr>
+        <w:t>The prompt log has 16 entries: rows 1–14 cover the Project 2 baseline, row 15 records the three extensions added on top of it (CSV bulk import, session stock-alert history and supplier lead-time tracking), and row 16 records the documentation refresh that followed.</w:t>
       </w:r>
     </w:p>
     <w:p>
@@ -1221,6 +1230,101 @@
                 <w:b w:val="0"/>
                 <w:sz w:val="17"/>
               </w:rPr>
+              <w:t>9b</w:t>
+            </w:r>
+          </w:p>
+        </w:tc>
+        <w:tc>
+          <w:tcPr>
+            <w:tcW w:type="dxa" w:w="1181"/>
+          </w:tcPr>
+          <w:p>
+            <w:pPr>
+              <w:spacing w:after="0" w:before="0" w:line="240" w:lineRule="auto"/>
+            </w:pPr>
+            <w:r>
+              <w:rPr>
+                <w:rFonts w:ascii="Times New Roman" w:hAnsi="Times New Roman"/>
+                <w:b w:val="0"/>
+                <w:sz w:val="17"/>
+              </w:rPr>
+              <w:t>Testing — extensions</w:t>
+            </w:r>
+          </w:p>
+        </w:tc>
+        <w:tc>
+          <w:tcPr>
+            <w:tcW w:type="dxa" w:w="2088"/>
+          </w:tcPr>
+          <w:p>
+            <w:pPr>
+              <w:spacing w:after="0" w:before="0" w:line="240" w:lineRule="auto"/>
+            </w:pPr>
+            <w:r>
+              <w:rPr>
+                <w:rFonts w:ascii="Times New Roman" w:hAnsi="Times New Roman"/>
+                <w:b w:val="0"/>
+                <w:sz w:val="17"/>
+              </w:rPr>
+              <w:t>“Extend the JUnit 4 suite to cover the CSV import, the alert history and the supplier lead time, using the existing isolated in-memory Derby fixture and the production service objects rather than stubs.”</w:t>
+            </w:r>
+          </w:p>
+        </w:tc>
+        <w:tc>
+          <w:tcPr>
+            <w:tcW w:type="dxa" w:w="2376"/>
+          </w:tcPr>
+          <w:p>
+            <w:pPr>
+              <w:spacing w:after="0" w:before="0" w:line="240" w:lineRule="auto"/>
+            </w:pPr>
+            <w:r>
+              <w:rPr>
+                <w:rFonts w:ascii="Times New Roman" w:hAnsi="Times New Roman"/>
+                <w:b w:val="0"/>
+                <w:sz w:val="17"/>
+              </w:rPr>
+              <w:t>3 test classes / 26 tests: CsvImportServiceTest (10), AlertHistoryServiceTest (7), SupplierLeadTimeTest (9), built on AbstractDatabaseTest and driving the real services</w:t>
+            </w:r>
+          </w:p>
+        </w:tc>
+        <w:tc>
+          <w:tcPr>
+            <w:tcW w:type="dxa" w:w="2808"/>
+          </w:tcPr>
+          <w:p>
+            <w:pPr>
+              <w:spacing w:after="0" w:before="0" w:line="240" w:lineRule="auto"/>
+            </w:pPr>
+            <w:r>
+              <w:rPr>
+                <w:rFonts w:ascii="Times New Roman" w:hAnsi="Times New Roman"/>
+                <w:b w:val="0"/>
+                <w:sz w:val="17"/>
+              </w:rPr>
+              <w:t>I checked every assertion against the implementation and rejected two of the agent's first-draft tests: one assumed the CSV importer would abort on the first bad row (it must not — a bad row must not undo a good one), and one asserted an exact delivery duration that depended on the wall-clock date. I rewrote both so the suite pins down the behaviour I actually want. Suite total: 61 tests, all passing.</w:t>
+            </w:r>
+          </w:p>
+        </w:tc>
+      </w:tr>
+      <w:tr>
+        <w:trPr>
+          <w:cantSplit/>
+        </w:trPr>
+        <w:tc>
+          <w:tcPr>
+            <w:tcW w:type="dxa" w:w="461"/>
+          </w:tcPr>
+          <w:p>
+            <w:pPr>
+              <w:spacing w:after="0" w:before="0" w:line="240" w:lineRule="auto"/>
+            </w:pPr>
+            <w:r>
+              <w:rPr>
+                <w:rFonts w:ascii="Times New Roman" w:hAnsi="Times New Roman"/>
+                <w:b w:val="0"/>
+                <w:sz w:val="17"/>
+              </w:rPr>
               <w:t>10</w:t>
             </w:r>
           </w:p>
@@ -1674,6 +1778,196 @@
                 <w:sz w:val="17"/>
               </w:rPr>
               <w:t>I verified every command and captured result, corrected the build/run instructions, and wrote the critical reflections myself. The AI log is reviewed and edited to reflect what actually happened, including the rejected items above.</w:t>
+            </w:r>
+          </w:p>
+        </w:tc>
+      </w:tr>
+      <w:tr>
+        <w:trPr>
+          <w:cantSplit/>
+        </w:trPr>
+        <w:tc>
+          <w:tcPr>
+            <w:tcW w:type="dxa" w:w="461"/>
+          </w:tcPr>
+          <w:p>
+            <w:pPr>
+              <w:spacing w:after="0" w:before="0" w:line="240" w:lineRule="auto"/>
+            </w:pPr>
+            <w:r>
+              <w:rPr>
+                <w:rFonts w:ascii="Times New Roman" w:hAnsi="Times New Roman"/>
+                <w:b w:val="0"/>
+                <w:sz w:val="17"/>
+              </w:rPr>
+              <w:t>15</w:t>
+            </w:r>
+          </w:p>
+        </w:tc>
+        <w:tc>
+          <w:tcPr>
+            <w:tcW w:type="dxa" w:w="1181"/>
+          </w:tcPr>
+          <w:p>
+            <w:pPr>
+              <w:spacing w:after="0" w:before="0" w:line="240" w:lineRule="auto"/>
+            </w:pPr>
+            <w:r>
+              <w:rPr>
+                <w:rFonts w:ascii="Times New Roman" w:hAnsi="Times New Roman"/>
+                <w:b w:val="0"/>
+                <w:sz w:val="17"/>
+              </w:rPr>
+              <w:t>Scope — extensions</w:t>
+            </w:r>
+          </w:p>
+        </w:tc>
+        <w:tc>
+          <w:tcPr>
+            <w:tcW w:type="dxa" w:w="2088"/>
+          </w:tcPr>
+          <w:p>
+            <w:pPr>
+              <w:spacing w:after="0" w:before="0" w:line="240" w:lineRule="auto"/>
+            </w:pPr>
+            <w:r>
+              <w:rPr>
+                <w:rFonts w:ascii="Times New Roman" w:hAnsi="Times New Roman"/>
+                <w:b w:val="0"/>
+                <w:sz w:val="17"/>
+              </w:rPr>
+              <w:t>“Propose three further features that deepen the purchase-order work without changing the architecture or adding a dependency.”</w:t>
+            </w:r>
+          </w:p>
+        </w:tc>
+        <w:tc>
+          <w:tcPr>
+            <w:tcW w:type="dxa" w:w="2376"/>
+          </w:tcPr>
+          <w:p>
+            <w:pPr>
+              <w:spacing w:after="0" w:before="0" w:line="240" w:lineRule="auto"/>
+            </w:pPr>
+            <w:r>
+              <w:rPr>
+                <w:rFonts w:ascii="Times New Roman" w:hAnsi="Times New Roman"/>
+                <w:b w:val="0"/>
+                <w:sz w:val="17"/>
+              </w:rPr>
+              <w:t>A CSV bulk import for the product catalogue, a session-long stock-alert history fed by the existing Observer, and supplier lead-time tracking fed by the purchase-order receipts</w:t>
+            </w:r>
+          </w:p>
+        </w:tc>
+        <w:tc>
+          <w:tcPr>
+            <w:tcW w:type="dxa" w:w="2808"/>
+          </w:tcPr>
+          <w:p>
+            <w:pPr>
+              <w:spacing w:after="0" w:before="0" w:line="240" w:lineRule="auto"/>
+            </w:pPr>
+            <w:r>
+              <w:rPr>
+                <w:rFonts w:ascii="Times New Roman" w:hAnsi="Times New Roman"/>
+                <w:b w:val="0"/>
+                <w:sz w:val="17"/>
+              </w:rPr>
+              <w:t>Accepted all three because each one reuses an existing seam rather than adding a new layer: the import reuses the CsvUtils parser and the product service, the alert history reuses the StockLevelObserver interface, and the lead time reuses the receipt path that already exists. Rejected a fourth suggestion (a REST API layer) because it would add a dependency and break the "no manual configuration" criterion.</w:t>
+            </w:r>
+          </w:p>
+        </w:tc>
+      </w:tr>
+      <w:tr>
+        <w:trPr>
+          <w:cantSplit/>
+        </w:trPr>
+        <w:tc>
+          <w:tcPr>
+            <w:tcW w:type="dxa" w:w="461"/>
+          </w:tcPr>
+          <w:p>
+            <w:pPr>
+              <w:spacing w:after="0" w:before="0" w:line="240" w:lineRule="auto"/>
+            </w:pPr>
+            <w:r>
+              <w:rPr>
+                <w:rFonts w:ascii="Times New Roman" w:hAnsi="Times New Roman"/>
+                <w:b w:val="0"/>
+                <w:sz w:val="17"/>
+              </w:rPr>
+              <w:t>16</w:t>
+            </w:r>
+          </w:p>
+        </w:tc>
+        <w:tc>
+          <w:tcPr>
+            <w:tcW w:type="dxa" w:w="1181"/>
+          </w:tcPr>
+          <w:p>
+            <w:pPr>
+              <w:spacing w:after="0" w:before="0" w:line="240" w:lineRule="auto"/>
+            </w:pPr>
+            <w:r>
+              <w:rPr>
+                <w:rFonts w:ascii="Times New Roman" w:hAnsi="Times New Roman"/>
+                <w:b w:val="0"/>
+                <w:sz w:val="17"/>
+              </w:rPr>
+              <w:t>Documentation refresh</w:t>
+            </w:r>
+          </w:p>
+        </w:tc>
+        <w:tc>
+          <w:tcPr>
+            <w:tcW w:type="dxa" w:w="2088"/>
+          </w:tcPr>
+          <w:p>
+            <w:pPr>
+              <w:spacing w:after="0" w:before="0" w:line="240" w:lineRule="auto"/>
+            </w:pPr>
+            <w:r>
+              <w:rPr>
+                <w:rFonts w:ascii="Times New Roman" w:hAnsi="Times New Roman"/>
+                <w:b w:val="0"/>
+                <w:sz w:val="17"/>
+              </w:rPr>
+              <w:t>“Update the README, the test evidence and this log for the three new features and the enlarged test suite.”</w:t>
+            </w:r>
+          </w:p>
+        </w:tc>
+        <w:tc>
+          <w:tcPr>
+            <w:tcW w:type="dxa" w:w="2376"/>
+          </w:tcPr>
+          <w:p>
+            <w:pPr>
+              <w:spacing w:after="0" w:before="0" w:line="240" w:lineRule="auto"/>
+            </w:pPr>
+            <w:r>
+              <w:rPr>
+                <w:rFonts w:ascii="Times New Roman" w:hAnsi="Times New Roman"/>
+                <w:b w:val="0"/>
+                <w:sz w:val="17"/>
+              </w:rPr>
+              <w:t>Updated feature tables, architecture notes, the test-class table, the new evidence rows T7–T9 and the prompt-log entry 9b</w:t>
+            </w:r>
+          </w:p>
+        </w:tc>
+        <w:tc>
+          <w:tcPr>
+            <w:tcW w:type="dxa" w:w="2808"/>
+          </w:tcPr>
+          <w:p>
+            <w:pPr>
+              <w:spacing w:after="0" w:before="0" w:line="240" w:lineRule="auto"/>
+            </w:pPr>
+            <w:r>
+              <w:rPr>
+                <w:rFonts w:ascii="Times New Roman" w:hAnsi="Times New Roman"/>
+                <w:b w:val="0"/>
+                <w:sz w:val="17"/>
+              </w:rPr>
+              <w:t>I re-ran mvn clean verify myself and replaced every number with the output of that run (61 tests, 11 classes, 109 sources) instead of accepting the agent's estimates, and I re-read the claims about the new behaviour to confirm they match the code.</w:t>
             </w:r>
           </w:p>
         </w:tc>
@@ -2300,6 +2594,83 @@
                 <w:b w:val="0"/>
                 <w:sz w:val="17"/>
               </w:rPr>
+              <w:t>CSV import, alert history, lead time</w:t>
+            </w:r>
+          </w:p>
+        </w:tc>
+        <w:tc>
+          <w:tcPr>
+            <w:tcW w:type="dxa" w:w="1440"/>
+          </w:tcPr>
+          <w:p>
+            <w:pPr>
+              <w:spacing w:after="0" w:before="0" w:line="240" w:lineRule="auto"/>
+            </w:pPr>
+            <w:r>
+              <w:rPr>
+                <w:rFonts w:ascii="Times New Roman" w:hAnsi="Times New Roman"/>
+                <w:b w:val="0"/>
+                <w:sz w:val="17"/>
+              </w:rPr>
+              <w:t>Yes</w:t>
+            </w:r>
+          </w:p>
+        </w:tc>
+        <w:tc>
+          <w:tcPr>
+            <w:tcW w:type="dxa" w:w="2160"/>
+          </w:tcPr>
+          <w:p>
+            <w:pPr>
+              <w:spacing w:after="0" w:before="0" w:line="240" w:lineRule="auto"/>
+            </w:pPr>
+            <w:r>
+              <w:rPr>
+                <w:rFonts w:ascii="Times New Roman" w:hAnsi="Times New Roman"/>
+                <w:b w:val="0"/>
+                <w:sz w:val="17"/>
+              </w:rPr>
+              <w:t>Yes</w:t>
+            </w:r>
+          </w:p>
+        </w:tc>
+        <w:tc>
+          <w:tcPr>
+            <w:tcW w:type="dxa" w:w="3384"/>
+          </w:tcPr>
+          <w:p>
+            <w:pPr>
+              <w:spacing w:after="0" w:before="0" w:line="240" w:lineRule="auto"/>
+            </w:pPr>
+            <w:r>
+              <w:rPr>
+                <w:rFonts w:ascii="Times New Roman" w:hAnsi="Times New Roman"/>
+                <w:b w:val="0"/>
+                <w:sz w:val="17"/>
+              </w:rPr>
+              <w:t>I chose the three extensions and defined their rules (row-independent import, session-bounded history, full-receipt-only lead time); the AI implemented them and I reviewed the result.</w:t>
+            </w:r>
+          </w:p>
+        </w:tc>
+      </w:tr>
+      <w:tr>
+        <w:trPr>
+          <w:cantSplit/>
+        </w:trPr>
+        <w:tc>
+          <w:tcPr>
+            <w:tcW w:type="dxa" w:w="1944"/>
+          </w:tcPr>
+          <w:p>
+            <w:pPr>
+              <w:spacing w:after="0" w:before="0" w:line="240" w:lineRule="auto"/>
+            </w:pPr>
+            <w:r>
+              <w:rPr>
+                <w:rFonts w:ascii="Times New Roman" w:hAnsi="Times New Roman"/>
+                <w:b w:val="0"/>
+                <w:sz w:val="17"/>
+              </w:rPr>
               <w:t>JUnit 4 tests</w:t>
             </w:r>
           </w:p>
@@ -2346,7 +2717,7 @@
                 <w:b w:val="0"/>
                 <w:sz w:val="17"/>
               </w:rPr>
-              <w:t>AI generated 35 tests; I reviewed the assertions and kept the suite.</w:t>
+              <w:t>AI generated 35 tests for the baseline suite and 26 more for the three extensions; I reviewed the assertions, rewrote two of them and kept all 61.</w:t>
             </w:r>
           </w:p>
         </w:tc>
